--- a/public/Documento02.docx
+++ b/public/Documento02.docx
@@ -24,9 +24,9 @@
         </w:tblCellMar>
       </w:tblPr>
       <w:tblGrid>
-        <w:gridCol w:w="6080"/>
-        <w:gridCol w:w="2587"/>
-        <w:gridCol w:w="2349"/>
+        <w:gridCol w:w="5167"/>
+        <w:gridCol w:w="2218"/>
+        <w:gridCol w:w="3631"/>
       </w:tblGrid>
       <w:tr>
         <w:tblPrEx>
@@ -102,7 +102,7 @@
         </w:trPr>
         <w:tc>
           <w:tcPr>
-            <w:tcW w:w="6080" w:type="dxa"/>
+            <w:tcW w:w="5167" w:type="dxa"/>
             <w:tcBorders>
               <w:bottom w:val="single" w:color="auto" w:sz="4" w:space="0"/>
               <w:right w:val="nil"/>
@@ -129,7 +129,7 @@
         </w:tc>
         <w:tc>
           <w:tcPr>
-            <w:tcW w:w="2587" w:type="dxa"/>
+            <w:tcW w:w="2218" w:type="dxa"/>
             <w:tcBorders>
               <w:left w:val="nil"/>
               <w:bottom w:val="single" w:color="auto" w:sz="4" w:space="0"/>
@@ -157,7 +157,7 @@
         </w:tc>
         <w:tc>
           <w:tcPr>
-            <w:tcW w:w="2349" w:type="dxa"/>
+            <w:tcW w:w="3631" w:type="dxa"/>
             <w:tcBorders>
               <w:left w:val="nil"/>
               <w:bottom w:val="single" w:color="auto" w:sz="4" w:space="0"/>
@@ -194,13 +194,19 @@
             <w:insideV w:val="single" w:color="auto" w:sz="4" w:space="0"/>
           </w:tblBorders>
           <w:tblLayout w:type="fixed"/>
-        </w:tblPrEx>
-        <w:trPr>
-          <w:trHeight w:val="20" w:hRule="atLeast"/>
-        </w:trPr>
-        <w:tc>
-          <w:tcPr>
-            <w:tcW w:w="6080" w:type="dxa"/>
+          <w:tblCellMar>
+            <w:top w:w="0" w:type="dxa"/>
+            <w:left w:w="108" w:type="dxa"/>
+            <w:bottom w:w="0" w:type="dxa"/>
+            <w:right w:w="108" w:type="dxa"/>
+          </w:tblCellMar>
+        </w:tblPrEx>
+        <w:trPr>
+          <w:trHeight w:val="20" w:hRule="atLeast"/>
+        </w:trPr>
+        <w:tc>
+          <w:tcPr>
+            <w:tcW w:w="5167" w:type="dxa"/>
             <w:tcBorders>
               <w:top w:val="single" w:color="auto" w:sz="4" w:space="0"/>
               <w:right w:val="single" w:color="auto" w:sz="4" w:space="0"/>
@@ -227,7 +233,7 @@
         </w:tc>
         <w:tc>
           <w:tcPr>
-            <w:tcW w:w="4936" w:type="dxa"/>
+            <w:tcW w:w="5849" w:type="dxa"/>
             <w:gridSpan w:val="2"/>
             <w:tcBorders>
               <w:top w:val="single" w:color="auto" w:sz="4" w:space="0"/>
@@ -246,7 +252,7 @@
               <w:rPr>
                 <w:highlight w:val="green"/>
               </w:rPr>
-              <w:t>RAFAEL LEONARDO NINA OTALORA</w:t>
+              <w:t>MARIO VELA FLORES</w:t>
             </w:r>
           </w:p>
         </w:tc>
@@ -274,7 +280,7 @@
         </w:trPr>
         <w:tc>
           <w:tcPr>
-            <w:tcW w:w="6080" w:type="dxa"/>
+            <w:tcW w:w="5167" w:type="dxa"/>
             <w:tcBorders>
               <w:right w:val="single" w:color="auto" w:sz="4" w:space="0"/>
             </w:tcBorders>
@@ -300,7 +306,7 @@
         </w:tc>
         <w:tc>
           <w:tcPr>
-            <w:tcW w:w="4936" w:type="dxa"/>
+            <w:tcW w:w="5849" w:type="dxa"/>
             <w:gridSpan w:val="2"/>
             <w:tcBorders>
               <w:top w:val="nil"/>
@@ -315,15 +321,14 @@
               <w:spacing w:after="0" w:line="276" w:lineRule="auto"/>
               <w:jc w:val="both"/>
               <w:rPr>
-                <w:bCs/>
-              </w:rPr>
-            </w:pPr>
-            <w:r>
-              <w:rPr>
-                <w:bCs/>
+                <w:u w:val="single"/>
+              </w:rPr>
+            </w:pPr>
+            <w:r>
+              <w:rPr>
                 <w:highlight w:val="green"/>
               </w:rPr>
-              <w:t> </w:t>
+              <w:t>AGUSTINA LOPEZ ROJAS</w:t>
             </w:r>
           </w:p>
         </w:tc>
@@ -351,7 +356,7 @@
         </w:trPr>
         <w:tc>
           <w:tcPr>
-            <w:tcW w:w="6080" w:type="dxa"/>
+            <w:tcW w:w="5167" w:type="dxa"/>
             <w:tcBorders>
               <w:right w:val="single" w:color="auto" w:sz="4" w:space="0"/>
             </w:tcBorders>
@@ -371,13 +376,13 @@
                 <w:b/>
                 <w:bCs/>
               </w:rPr>
-              <w:t>NOMBRE DEL COSOLICITANTE 2</w:t>
-            </w:r>
-          </w:p>
-        </w:tc>
-        <w:tc>
-          <w:tcPr>
-            <w:tcW w:w="4936" w:type="dxa"/>
+              <w:t>TIPO DE PRESTAMO</w:t>
+            </w:r>
+          </w:p>
+        </w:tc>
+        <w:tc>
+          <w:tcPr>
+            <w:tcW w:w="5849" w:type="dxa"/>
             <w:gridSpan w:val="2"/>
             <w:tcBorders>
               <w:top w:val="nil"/>
@@ -391,15 +396,12 @@
             <w:pPr>
               <w:spacing w:after="0" w:line="276" w:lineRule="auto"/>
               <w:jc w:val="both"/>
-              <w:rPr>
-                <w:b/>
-              </w:rPr>
-            </w:pPr>
-            <w:r>
-              <w:rPr>
-                <w:b/>
-              </w:rPr>
-              <w:t> </w:t>
+            </w:pPr>
+            <w:r>
+              <w:rPr>
+                <w:highlight w:val="green"/>
+              </w:rPr>
+              <w:t>CONSUMO A SOLA FIRMA</w:t>
             </w:r>
           </w:p>
         </w:tc>
@@ -427,7 +429,7 @@
         </w:trPr>
         <w:tc>
           <w:tcPr>
-            <w:tcW w:w="6080" w:type="dxa"/>
+            <w:tcW w:w="5167" w:type="dxa"/>
             <w:tcBorders>
               <w:right w:val="single" w:color="auto" w:sz="4" w:space="0"/>
             </w:tcBorders>
@@ -447,13 +449,13 @@
                 <w:b/>
                 <w:bCs/>
               </w:rPr>
-              <w:t>TIPO DE PRESTAMO</w:t>
-            </w:r>
-          </w:p>
-        </w:tc>
-        <w:tc>
-          <w:tcPr>
-            <w:tcW w:w="4936" w:type="dxa"/>
+              <w:t>DESTINO DEL CREDITO</w:t>
+            </w:r>
+          </w:p>
+        </w:tc>
+        <w:tc>
+          <w:tcPr>
+            <w:tcW w:w="5849" w:type="dxa"/>
             <w:gridSpan w:val="2"/>
             <w:tcBorders>
               <w:top w:val="nil"/>
@@ -471,8 +473,9 @@
             <w:r>
               <w:rPr>
                 <w:highlight w:val="green"/>
-              </w:rPr>
-              <w:t>CONSUMO CON 1 GARANTE PERSONAL</w:t>
+                <w:lang w:val="es-BO"/>
+              </w:rPr>
+              <w:t>Consumo</w:t>
             </w:r>
           </w:p>
         </w:tc>
@@ -500,7 +503,7 @@
         </w:trPr>
         <w:tc>
           <w:tcPr>
-            <w:tcW w:w="6080" w:type="dxa"/>
+            <w:tcW w:w="5167" w:type="dxa"/>
             <w:tcBorders>
               <w:right w:val="single" w:color="auto" w:sz="4" w:space="0"/>
             </w:tcBorders>
@@ -520,18 +523,42 @@
                 <w:b/>
                 <w:bCs/>
               </w:rPr>
-              <w:t>DESTINO DEL CREDITO</w:t>
-            </w:r>
-          </w:p>
-        </w:tc>
-        <w:tc>
-          <w:tcPr>
-            <w:tcW w:w="4936" w:type="dxa"/>
-            <w:gridSpan w:val="2"/>
+              <w:t>MONTO SOLICITADO</w:t>
+            </w:r>
+          </w:p>
+        </w:tc>
+        <w:tc>
+          <w:tcPr>
+            <w:tcW w:w="2218" w:type="dxa"/>
             <w:tcBorders>
               <w:top w:val="nil"/>
               <w:left w:val="single" w:color="auto" w:sz="4" w:space="0"/>
               <w:bottom w:val="nil"/>
+              <w:right w:val="nil"/>
+            </w:tcBorders>
+            <w:vAlign w:val="center"/>
+          </w:tcPr>
+          <w:p>
+            <w:pPr>
+              <w:spacing w:after="0" w:line="276" w:lineRule="auto"/>
+              <w:jc w:val="both"/>
+            </w:pPr>
+            <w:r>
+              <w:rPr>
+                <w:highlight w:val="green"/>
+                <w:lang w:val="es-ES"/>
+              </w:rPr>
+              <w:t>Bs.</w:t>
+            </w:r>
+          </w:p>
+        </w:tc>
+        <w:tc>
+          <w:tcPr>
+            <w:tcW w:w="3631" w:type="dxa"/>
+            <w:tcBorders>
+              <w:top w:val="nil"/>
+              <w:left w:val="nil"/>
+              <w:bottom w:val="nil"/>
               <w:right w:val="single" w:color="auto" w:sz="4" w:space="0"/>
             </w:tcBorders>
             <w:vAlign w:val="center"/>
@@ -539,14 +566,17 @@
           <w:p>
             <w:pPr>
               <w:spacing w:after="0" w:line="276" w:lineRule="auto"/>
-              <w:jc w:val="both"/>
-            </w:pPr>
+              <w:jc w:val="right"/>
+            </w:pPr>
+            <w:r>
+              <w:t xml:space="preserve">                                           </w:t>
+            </w:r>
             <w:r>
               <w:rPr>
                 <w:highlight w:val="green"/>
                 <w:lang w:val="es-BO"/>
               </w:rPr>
-              <w:t>Consumo</w:t>
+              <w:t>60.000,00</w:t>
             </w:r>
           </w:p>
         </w:tc>
@@ -574,7 +604,7 @@
         </w:trPr>
         <w:tc>
           <w:tcPr>
-            <w:tcW w:w="6080" w:type="dxa"/>
+            <w:tcW w:w="5167" w:type="dxa"/>
             <w:tcBorders>
               <w:right w:val="single" w:color="auto" w:sz="4" w:space="0"/>
             </w:tcBorders>
@@ -583,52 +613,29 @@
           <w:p>
             <w:pPr>
               <w:spacing w:after="0" w:line="276" w:lineRule="auto"/>
-              <w:jc w:val="center"/>
-              <w:rPr>
-                <w:b/>
-                <w:bCs/>
-              </w:rPr>
-            </w:pPr>
-            <w:r>
-              <w:rPr>
-                <w:b/>
-                <w:bCs/>
-              </w:rPr>
-              <w:t>MONTO SOLICITADO</w:t>
-            </w:r>
-          </w:p>
-        </w:tc>
-        <w:tc>
-          <w:tcPr>
-            <w:tcW w:w="2587" w:type="dxa"/>
+              <w:jc w:val="both"/>
+              <w:rPr>
+                <w:b/>
+                <w:bCs/>
+              </w:rPr>
+            </w:pPr>
+            <w:r>
+              <w:rPr>
+                <w:b/>
+                <w:bCs/>
+              </w:rPr>
+              <w:t>GARANTÍA</w:t>
+            </w:r>
+          </w:p>
+        </w:tc>
+        <w:tc>
+          <w:tcPr>
+            <w:tcW w:w="5849" w:type="dxa"/>
+            <w:gridSpan w:val="2"/>
             <w:tcBorders>
               <w:top w:val="nil"/>
               <w:left w:val="single" w:color="auto" w:sz="4" w:space="0"/>
               <w:bottom w:val="nil"/>
-              <w:right w:val="nil"/>
-            </w:tcBorders>
-            <w:vAlign w:val="center"/>
-          </w:tcPr>
-          <w:p>
-            <w:pPr>
-              <w:spacing w:after="0" w:line="276" w:lineRule="auto"/>
-            </w:pPr>
-            <w:r>
-              <w:rPr>
-                <w:highlight w:val="green"/>
-                <w:lang w:val="es-ES"/>
-              </w:rPr>
-              <w:t>Bs.</w:t>
-            </w:r>
-          </w:p>
-        </w:tc>
-        <w:tc>
-          <w:tcPr>
-            <w:tcW w:w="2349" w:type="dxa"/>
-            <w:tcBorders>
-              <w:top w:val="nil"/>
-              <w:left w:val="nil"/>
-              <w:bottom w:val="nil"/>
               <w:right w:val="single" w:color="auto" w:sz="4" w:space="0"/>
             </w:tcBorders>
             <w:vAlign w:val="center"/>
@@ -636,15 +643,11 @@
           <w:p>
             <w:pPr>
               <w:spacing w:after="0" w:line="276" w:lineRule="auto"/>
-              <w:jc w:val="right"/>
-            </w:pPr>
-            <w:r>
-              <w:rPr>
-                <w:highlight w:val="green"/>
-                <w:lang w:val="es-BO"/>
-              </w:rPr>
-              <w:t>100.000,00</w:t>
-            </w:r>
+              <w:jc w:val="both"/>
+              <w:rPr>
+                <w:lang w:val="es-BO"/>
+              </w:rPr>
+            </w:pPr>
           </w:p>
         </w:tc>
       </w:tr>
@@ -671,7 +674,7 @@
         </w:trPr>
         <w:tc>
           <w:tcPr>
-            <w:tcW w:w="6080" w:type="dxa"/>
+            <w:tcW w:w="5167" w:type="dxa"/>
             <w:tcBorders>
               <w:right w:val="single" w:color="auto" w:sz="4" w:space="0"/>
             </w:tcBorders>
@@ -691,18 +694,38 @@
                 <w:b/>
                 <w:bCs/>
               </w:rPr>
-              <w:t>GARANTÍA</w:t>
-            </w:r>
-          </w:p>
-        </w:tc>
-        <w:tc>
-          <w:tcPr>
-            <w:tcW w:w="4936" w:type="dxa"/>
-            <w:gridSpan w:val="2"/>
+              <w:t>PLAZO DEL PRESTAMO</w:t>
+            </w:r>
+          </w:p>
+        </w:tc>
+        <w:tc>
+          <w:tcPr>
+            <w:tcW w:w="2218" w:type="dxa"/>
             <w:tcBorders>
               <w:top w:val="nil"/>
               <w:left w:val="single" w:color="auto" w:sz="4" w:space="0"/>
               <w:bottom w:val="nil"/>
+              <w:right w:val="nil"/>
+            </w:tcBorders>
+            <w:vAlign w:val="center"/>
+          </w:tcPr>
+          <w:p>
+            <w:pPr>
+              <w:spacing w:after="0" w:line="276" w:lineRule="auto"/>
+              <w:jc w:val="both"/>
+            </w:pPr>
+            <w:r>
+              <w:t>MESES</w:t>
+            </w:r>
+          </w:p>
+        </w:tc>
+        <w:tc>
+          <w:tcPr>
+            <w:tcW w:w="3631" w:type="dxa"/>
+            <w:tcBorders>
+              <w:top w:val="nil"/>
+              <w:left w:val="nil"/>
+              <w:bottom w:val="nil"/>
               <w:right w:val="single" w:color="auto" w:sz="4" w:space="0"/>
             </w:tcBorders>
             <w:vAlign w:val="center"/>
@@ -710,11 +733,15 @@
           <w:p>
             <w:pPr>
               <w:spacing w:after="0" w:line="276" w:lineRule="auto"/>
-              <w:jc w:val="both"/>
-              <w:rPr>
-                <w:lang w:val="es-BO"/>
-              </w:rPr>
-            </w:pPr>
+              <w:jc w:val="right"/>
+            </w:pPr>
+            <w:r>
+              <w:rPr>
+                <w:highlight w:val="green"/>
+                <w:lang w:val="es-BO"/>
+              </w:rPr>
+              <w:t>60</w:t>
+            </w:r>
           </w:p>
         </w:tc>
       </w:tr>
@@ -741,7 +768,7 @@
         </w:trPr>
         <w:tc>
           <w:tcPr>
-            <w:tcW w:w="6080" w:type="dxa"/>
+            <w:tcW w:w="5167" w:type="dxa"/>
             <w:tcBorders>
               <w:right w:val="single" w:color="auto" w:sz="4" w:space="0"/>
             </w:tcBorders>
@@ -761,17 +788,17 @@
                 <w:b/>
                 <w:bCs/>
               </w:rPr>
-              <w:t>PLAZO DEL PRESTAMO</w:t>
-            </w:r>
-          </w:p>
-        </w:tc>
-        <w:tc>
-          <w:tcPr>
-            <w:tcW w:w="2587" w:type="dxa"/>
+              <w:t>TASA DE INTERES</w:t>
+            </w:r>
+          </w:p>
+        </w:tc>
+        <w:tc>
+          <w:tcPr>
+            <w:tcW w:w="2218" w:type="dxa"/>
             <w:tcBorders>
               <w:top w:val="nil"/>
               <w:left w:val="single" w:color="auto" w:sz="4" w:space="0"/>
-              <w:bottom w:val="nil"/>
+              <w:bottom w:val="single" w:color="auto" w:sz="4" w:space="0"/>
               <w:right w:val="nil"/>
             </w:tcBorders>
             <w:vAlign w:val="center"/>
@@ -782,17 +809,17 @@
               <w:jc w:val="both"/>
             </w:pPr>
             <w:r>
-              <w:t>MESES</w:t>
-            </w:r>
-          </w:p>
-        </w:tc>
-        <w:tc>
-          <w:tcPr>
-            <w:tcW w:w="2349" w:type="dxa"/>
+              <w:t>Anual</w:t>
+            </w:r>
+          </w:p>
+        </w:tc>
+        <w:tc>
+          <w:tcPr>
+            <w:tcW w:w="3631" w:type="dxa"/>
             <w:tcBorders>
               <w:top w:val="nil"/>
               <w:left w:val="nil"/>
-              <w:bottom w:val="nil"/>
+              <w:bottom w:val="single" w:color="auto" w:sz="4" w:space="0"/>
               <w:right w:val="single" w:color="auto" w:sz="4" w:space="0"/>
             </w:tcBorders>
             <w:vAlign w:val="center"/>
@@ -807,7 +834,10 @@
                 <w:highlight w:val="green"/>
                 <w:lang w:val="es-BO"/>
               </w:rPr>
-              <w:t>60</w:t>
+              <w:t>24</w:t>
+            </w:r>
+            <w:r>
+              <w:t>%</w:t>
             </w:r>
           </w:p>
         </w:tc>
@@ -835,8 +865,9 @@
         </w:trPr>
         <w:tc>
           <w:tcPr>
-            <w:tcW w:w="6080" w:type="dxa"/>
-            <w:tcBorders>
+            <w:tcW w:w="5167" w:type="dxa"/>
+            <w:tcBorders>
+              <w:bottom w:val="single" w:color="auto" w:sz="4" w:space="0"/>
               <w:right w:val="single" w:color="auto" w:sz="4" w:space="0"/>
             </w:tcBorders>
             <w:vAlign w:val="center"/>
@@ -848,45 +879,27 @@
               <w:rPr>
                 <w:b/>
                 <w:bCs/>
-              </w:rPr>
-            </w:pPr>
-            <w:r>
-              <w:rPr>
-                <w:b/>
-                <w:bCs/>
-              </w:rPr>
-              <w:t>TASA DE INTERES</w:t>
-            </w:r>
-          </w:p>
-        </w:tc>
-        <w:tc>
-          <w:tcPr>
-            <w:tcW w:w="2587" w:type="dxa"/>
-            <w:tcBorders>
-              <w:top w:val="nil"/>
+                <w:lang w:val="es-BO"/>
+              </w:rPr>
+            </w:pPr>
+            <w:r>
+              <w:rPr>
+                <w:b/>
+                <w:bCs/>
+                <w:lang w:val="es-BO"/>
+              </w:rPr>
+              <w:t>FECHA DE INICIO DE TRAMITE</w:t>
+            </w:r>
+          </w:p>
+        </w:tc>
+        <w:tc>
+          <w:tcPr>
+            <w:tcW w:w="5849" w:type="dxa"/>
+            <w:gridSpan w:val="2"/>
+            <w:tcBorders>
+              <w:top w:val="single" w:color="auto" w:sz="4" w:space="0"/>
               <w:left w:val="single" w:color="auto" w:sz="4" w:space="0"/>
               <w:bottom w:val="single" w:color="auto" w:sz="4" w:space="0"/>
-              <w:right w:val="nil"/>
-            </w:tcBorders>
-            <w:vAlign w:val="center"/>
-          </w:tcPr>
-          <w:p>
-            <w:pPr>
-              <w:spacing w:after="0" w:line="276" w:lineRule="auto"/>
-              <w:jc w:val="both"/>
-            </w:pPr>
-            <w:r>
-              <w:t>ANUAL</w:t>
-            </w:r>
-          </w:p>
-        </w:tc>
-        <w:tc>
-          <w:tcPr>
-            <w:tcW w:w="2349" w:type="dxa"/>
-            <w:tcBorders>
-              <w:top w:val="nil"/>
-              <w:left w:val="nil"/>
-              <w:bottom w:val="single" w:color="auto" w:sz="4" w:space="0"/>
               <w:right w:val="single" w:color="auto" w:sz="4" w:space="0"/>
             </w:tcBorders>
             <w:vAlign w:val="center"/>
@@ -895,16 +908,16 @@
             <w:pPr>
               <w:spacing w:after="0" w:line="276" w:lineRule="auto"/>
               <w:jc w:val="right"/>
-            </w:pPr>
-            <w:r>
-              <w:rPr>
+              <w:rPr>
+                <w:bCs/>
+              </w:rPr>
+            </w:pPr>
+            <w:r>
+              <w:rPr>
+                <w:bCs/>
                 <w:highlight w:val="green"/>
-                <w:lang w:val="es-BO"/>
-              </w:rPr>
-              <w:t>19</w:t>
-            </w:r>
-            <w:r>
-              <w:t>%</w:t>
+              </w:rPr>
+              <w:t>2025-01-28 13:00:08</w:t>
             </w:r>
           </w:p>
         </w:tc>
@@ -932,41 +945,43 @@
         </w:trPr>
         <w:tc>
           <w:tcPr>
-            <w:tcW w:w="6080" w:type="dxa"/>
-            <w:tcBorders>
-              <w:bottom w:val="single" w:color="auto" w:sz="4" w:space="0"/>
-              <w:right w:val="single" w:color="auto" w:sz="4" w:space="0"/>
-            </w:tcBorders>
-            <w:vAlign w:val="center"/>
-          </w:tcPr>
-          <w:p>
-            <w:pPr>
-              <w:spacing w:after="0" w:line="276" w:lineRule="auto"/>
-              <w:jc w:val="both"/>
-              <w:rPr>
-                <w:b/>
-                <w:bCs/>
-                <w:lang w:val="es-BO"/>
-              </w:rPr>
-            </w:pPr>
-            <w:r>
-              <w:rPr>
-                <w:b/>
-                <w:bCs/>
-                <w:lang w:val="es-BO"/>
-              </w:rPr>
-              <w:t>FECHA DE INICIO DE TRAMITE</w:t>
-            </w:r>
-          </w:p>
-        </w:tc>
-        <w:tc>
-          <w:tcPr>
-            <w:tcW w:w="4936" w:type="dxa"/>
+            <w:tcW w:w="7385" w:type="dxa"/>
             <w:gridSpan w:val="2"/>
             <w:tcBorders>
               <w:top w:val="single" w:color="auto" w:sz="4" w:space="0"/>
               <w:left w:val="single" w:color="auto" w:sz="4" w:space="0"/>
               <w:bottom w:val="single" w:color="auto" w:sz="4" w:space="0"/>
+              <w:right w:val="nil"/>
+            </w:tcBorders>
+            <w:vAlign w:val="center"/>
+          </w:tcPr>
+          <w:p>
+            <w:pPr>
+              <w:spacing w:after="0" w:line="276" w:lineRule="auto"/>
+              <w:jc w:val="both"/>
+              <w:rPr>
+                <w:b/>
+                <w:bCs/>
+                <w:lang w:val="es-BO"/>
+              </w:rPr>
+            </w:pPr>
+            <w:r>
+              <w:rPr>
+                <w:b/>
+                <w:bCs/>
+                <w:lang w:val="es-BO"/>
+              </w:rPr>
+              <w:t>FECHA DE VERIFICACION Y EVALUACIÓN:</w:t>
+            </w:r>
+          </w:p>
+        </w:tc>
+        <w:tc>
+          <w:tcPr>
+            <w:tcW w:w="3631" w:type="dxa"/>
+            <w:tcBorders>
+              <w:top w:val="single" w:color="auto" w:sz="4" w:space="0"/>
+              <w:left w:val="nil"/>
+              <w:bottom w:val="single" w:color="auto" w:sz="4" w:space="0"/>
               <w:right w:val="single" w:color="auto" w:sz="4" w:space="0"/>
             </w:tcBorders>
             <w:vAlign w:val="center"/>
@@ -984,7 +999,7 @@
                 <w:bCs/>
                 <w:highlight w:val="green"/>
               </w:rPr>
-              <w:t>2025-01-21 09:08:36</w:t>
+              <w:t>2025-01-29 09:43:14</w:t>
             </w:r>
           </w:p>
         </w:tc>
@@ -1012,8 +1027,7 @@
         </w:trPr>
         <w:tc>
           <w:tcPr>
-            <w:tcW w:w="8667" w:type="dxa"/>
-            <w:gridSpan w:val="2"/>
+            <w:tcW w:w="5167" w:type="dxa"/>
             <w:tcBorders>
               <w:top w:val="single" w:color="auto" w:sz="4" w:space="0"/>
               <w:left w:val="single" w:color="auto" w:sz="4" w:space="0"/>
@@ -1029,22 +1043,49 @@
               <w:rPr>
                 <w:b/>
                 <w:bCs/>
-                <w:lang w:val="es-BO"/>
-              </w:rPr>
-            </w:pPr>
-            <w:r>
-              <w:rPr>
-                <w:b/>
-                <w:bCs/>
-                <w:lang w:val="es-BO"/>
-              </w:rPr>
-              <w:t>FECHA DE VERIFICACION Y EVALUACIÓN:</w:t>
-            </w:r>
-          </w:p>
-        </w:tc>
-        <w:tc>
-          <w:tcPr>
-            <w:tcW w:w="2349" w:type="dxa"/>
+              </w:rPr>
+            </w:pPr>
+            <w:r>
+              <w:rPr>
+                <w:b/>
+                <w:bCs/>
+              </w:rPr>
+              <w:t>II. RIESGO DE CREDITO</w:t>
+            </w:r>
+          </w:p>
+        </w:tc>
+        <w:tc>
+          <w:tcPr>
+            <w:tcW w:w="2218" w:type="dxa"/>
+            <w:tcBorders>
+              <w:top w:val="single" w:color="auto" w:sz="4" w:space="0"/>
+              <w:left w:val="nil"/>
+              <w:bottom w:val="single" w:color="auto" w:sz="4" w:space="0"/>
+              <w:right w:val="nil"/>
+            </w:tcBorders>
+            <w:vAlign w:val="center"/>
+          </w:tcPr>
+          <w:p>
+            <w:pPr>
+              <w:spacing w:after="0" w:line="276" w:lineRule="auto"/>
+              <w:jc w:val="both"/>
+              <w:rPr>
+                <w:b/>
+                <w:bCs/>
+              </w:rPr>
+            </w:pPr>
+            <w:r>
+              <w:rPr>
+                <w:b/>
+                <w:bCs/>
+              </w:rPr>
+              <w:t> </w:t>
+            </w:r>
+          </w:p>
+        </w:tc>
+        <w:tc>
+          <w:tcPr>
+            <w:tcW w:w="3631" w:type="dxa"/>
             <w:tcBorders>
               <w:top w:val="single" w:color="auto" w:sz="4" w:space="0"/>
               <w:left w:val="nil"/>
@@ -1056,17 +1097,18 @@
           <w:p>
             <w:pPr>
               <w:spacing w:after="0" w:line="276" w:lineRule="auto"/>
-              <w:jc w:val="right"/>
-              <w:rPr>
-                <w:bCs/>
-              </w:rPr>
-            </w:pPr>
-            <w:r>
-              <w:rPr>
-                <w:bCs/>
-                <w:highlight w:val="green"/>
-              </w:rPr>
-              <w:t>2025-01-24 16:24:33</w:t>
+              <w:jc w:val="both"/>
+              <w:rPr>
+                <w:b/>
+                <w:bCs/>
+              </w:rPr>
+            </w:pPr>
+            <w:r>
+              <w:rPr>
+                <w:b/>
+                <w:bCs/>
+              </w:rPr>
+              <w:t> </w:t>
             </w:r>
           </w:p>
         </w:tc>
@@ -1082,94 +1124,38 @@
             <w:insideV w:val="single" w:color="auto" w:sz="4" w:space="0"/>
           </w:tblBorders>
           <w:tblLayout w:type="fixed"/>
-        </w:tblPrEx>
-        <w:trPr>
-          <w:trHeight w:val="20" w:hRule="atLeast"/>
-        </w:trPr>
-        <w:tc>
-          <w:tcPr>
-            <w:tcW w:w="6080" w:type="dxa"/>
+          <w:tblCellMar>
+            <w:top w:w="0" w:type="dxa"/>
+            <w:left w:w="108" w:type="dxa"/>
+            <w:bottom w:w="0" w:type="dxa"/>
+            <w:right w:w="108" w:type="dxa"/>
+          </w:tblCellMar>
+        </w:tblPrEx>
+        <w:trPr>
+          <w:trHeight w:val="20" w:hRule="atLeast"/>
+        </w:trPr>
+        <w:tc>
+          <w:tcPr>
+            <w:tcW w:w="11016" w:type="dxa"/>
+            <w:gridSpan w:val="3"/>
             <w:tcBorders>
               <w:top w:val="single" w:color="auto" w:sz="4" w:space="0"/>
-              <w:left w:val="single" w:color="auto" w:sz="4" w:space="0"/>
-              <w:bottom w:val="single" w:color="auto" w:sz="4" w:space="0"/>
-              <w:right w:val="nil"/>
-            </w:tcBorders>
-            <w:vAlign w:val="center"/>
-          </w:tcPr>
-          <w:p>
-            <w:pPr>
-              <w:spacing w:after="0" w:line="276" w:lineRule="auto"/>
-              <w:jc w:val="both"/>
-              <w:rPr>
-                <w:b/>
-                <w:bCs/>
-              </w:rPr>
-            </w:pPr>
-            <w:r>
-              <w:rPr>
-                <w:b/>
-                <w:bCs/>
-              </w:rPr>
-              <w:t>II. RIESGO DE CREDITO</w:t>
-            </w:r>
-          </w:p>
-        </w:tc>
-        <w:tc>
-          <w:tcPr>
-            <w:tcW w:w="2587" w:type="dxa"/>
-            <w:tcBorders>
-              <w:top w:val="single" w:color="auto" w:sz="4" w:space="0"/>
-              <w:left w:val="nil"/>
-              <w:bottom w:val="single" w:color="auto" w:sz="4" w:space="0"/>
-              <w:right w:val="nil"/>
-            </w:tcBorders>
-            <w:vAlign w:val="center"/>
-          </w:tcPr>
-          <w:p>
-            <w:pPr>
-              <w:spacing w:after="0" w:line="276" w:lineRule="auto"/>
-              <w:jc w:val="both"/>
-              <w:rPr>
-                <w:b/>
-                <w:bCs/>
-              </w:rPr>
-            </w:pPr>
-            <w:r>
-              <w:rPr>
-                <w:b/>
-                <w:bCs/>
-              </w:rPr>
-              <w:t> </w:t>
-            </w:r>
-          </w:p>
-        </w:tc>
-        <w:tc>
-          <w:tcPr>
-            <w:tcW w:w="2349" w:type="dxa"/>
-            <w:tcBorders>
-              <w:top w:val="single" w:color="auto" w:sz="4" w:space="0"/>
-              <w:left w:val="nil"/>
-              <w:bottom w:val="single" w:color="auto" w:sz="4" w:space="0"/>
-              <w:right w:val="single" w:color="auto" w:sz="4" w:space="0"/>
-            </w:tcBorders>
-            <w:vAlign w:val="center"/>
-          </w:tcPr>
-          <w:p>
-            <w:pPr>
-              <w:spacing w:after="0" w:line="276" w:lineRule="auto"/>
-              <w:jc w:val="both"/>
-              <w:rPr>
-                <w:b/>
-                <w:bCs/>
-              </w:rPr>
-            </w:pPr>
-            <w:r>
-              <w:rPr>
-                <w:b/>
-                <w:bCs/>
-              </w:rPr>
-              <w:t> </w:t>
+            </w:tcBorders>
+            <w:vAlign w:val="center"/>
+          </w:tcPr>
+          <w:p>
+            <w:pPr>
+              <w:spacing w:after="0" w:line="276" w:lineRule="auto"/>
+              <w:jc w:val="both"/>
+              <w:rPr>
+                <w:lang w:val="es-BO"/>
+              </w:rPr>
+            </w:pPr>
+            <w:r>
+              <w:rPr>
+                <w:lang w:val="es-BO"/>
+              </w:rPr>
+              <w:t xml:space="preserve">Se ha verificado información de créditos, con referencia a datos generales, declaración de ingresos y gastos, garantes personales. </w:t>
             </w:r>
           </w:p>
         </w:tc>
@@ -1197,27 +1183,71 @@
         </w:trPr>
         <w:tc>
           <w:tcPr>
-            <w:tcW w:w="11016" w:type="dxa"/>
-            <w:gridSpan w:val="3"/>
-            <w:tcBorders>
-              <w:top w:val="single" w:color="auto" w:sz="4" w:space="0"/>
-              <w:bottom w:val="single" w:color="auto" w:sz="4" w:space="0"/>
-            </w:tcBorders>
-            <w:vAlign w:val="center"/>
-          </w:tcPr>
-          <w:p>
-            <w:pPr>
-              <w:spacing w:after="0" w:line="276" w:lineRule="auto"/>
-              <w:jc w:val="both"/>
-              <w:rPr>
-                <w:lang w:val="es-BO"/>
-              </w:rPr>
-            </w:pPr>
-            <w:r>
-              <w:rPr>
-                <w:lang w:val="es-BO"/>
-              </w:rPr>
-              <w:t>El Oficial de Créditos, ha verificado información de créditos, con referencia a datos generales, declaración de ingresos y gastos, garantes personales.</w:t>
+            <w:tcW w:w="7385" w:type="dxa"/>
+            <w:gridSpan w:val="2"/>
+            <w:vAlign w:val="center"/>
+          </w:tcPr>
+          <w:p>
+            <w:pPr>
+              <w:spacing w:after="0" w:line="276" w:lineRule="auto"/>
+              <w:jc w:val="both"/>
+              <w:rPr>
+                <w:b/>
+                <w:bCs/>
+                <w:lang w:val="es-BO"/>
+              </w:rPr>
+            </w:pPr>
+            <w:r>
+              <w:rPr>
+                <w:b/>
+                <w:bCs/>
+                <w:lang w:val="es-BO"/>
+              </w:rPr>
+              <w:t xml:space="preserve">RGP: </w:t>
+            </w:r>
+            <w:r>
+              <w:rPr>
+                <w:lang w:val="es-BO"/>
+              </w:rPr>
+              <w:t>Relación Garantía/Préstamo</w:t>
+            </w:r>
+            <w:r>
+              <w:rPr>
+                <w:bCs/>
+                <w:lang w:val="es-BO"/>
+              </w:rPr>
+              <w:t xml:space="preserve"> No aplica</w:t>
+            </w:r>
+            <w:r>
+              <w:rPr>
+                <w:lang w:val="es-BO"/>
+              </w:rPr>
+              <w:t xml:space="preserve"> </w:t>
+            </w:r>
+          </w:p>
+        </w:tc>
+        <w:tc>
+          <w:tcPr>
+            <w:tcW w:w="3631" w:type="dxa"/>
+            <w:vAlign w:val="center"/>
+          </w:tcPr>
+          <w:p>
+            <w:pPr>
+              <w:spacing w:after="0" w:line="276" w:lineRule="auto"/>
+              <w:jc w:val="both"/>
+              <w:rPr>
+                <w:b/>
+                <w:bCs/>
+                <w:lang w:val="es-BO"/>
+              </w:rPr>
+            </w:pPr>
+            <w:r>
+              <w:rPr>
+                <w:b/>
+                <w:bCs/>
+                <w:lang w:val="es-BO"/>
+              </w:rPr>
+              <w:t> </w:t>
             </w:r>
           </w:p>
         </w:tc>
@@ -1245,85 +1275,107 @@
         </w:trPr>
         <w:tc>
           <w:tcPr>
-            <w:tcW w:w="8667" w:type="dxa"/>
-            <w:gridSpan w:val="2"/>
-            <w:tcBorders>
-              <w:right w:val="nil"/>
-            </w:tcBorders>
-            <w:vAlign w:val="center"/>
-          </w:tcPr>
-          <w:p>
-            <w:pPr>
-              <w:spacing w:after="0" w:line="276" w:lineRule="auto"/>
-              <w:jc w:val="both"/>
-              <w:rPr>
-                <w:b/>
-                <w:bCs/>
-                <w:lang w:val="es-BO"/>
-              </w:rPr>
-            </w:pPr>
-            <w:r>
-              <w:rPr>
-                <w:b/>
-                <w:bCs/>
-                <w:lang w:val="es-BO"/>
-              </w:rPr>
-              <w:t xml:space="preserve">RGP: </w:t>
-            </w:r>
-            <w:r>
-              <w:rPr>
-                <w:lang w:val="es-BO"/>
-              </w:rPr>
-              <w:t>Relación Garantía/Préstamo</w:t>
-            </w:r>
-            <w:r>
-              <w:rPr>
-                <w:bCs/>
-                <w:lang w:val="es-BO"/>
-              </w:rPr>
-              <w:t xml:space="preserve"> </w:t>
-            </w:r>
-            <w:r>
-              <w:rPr>
-                <w:b/>
-                <w:bCs/>
-                <w:lang w:val="es-BO"/>
-              </w:rPr>
-              <w:t>No aplica</w:t>
-            </w:r>
-            <w:r>
-              <w:rPr>
-                <w:lang w:val="es-BO"/>
-              </w:rPr>
-              <w:t xml:space="preserve"> </w:t>
-            </w:r>
-          </w:p>
-        </w:tc>
-        <w:tc>
-          <w:tcPr>
-            <w:tcW w:w="2349" w:type="dxa"/>
-            <w:tcBorders>
-              <w:left w:val="nil"/>
-            </w:tcBorders>
-            <w:vAlign w:val="center"/>
-          </w:tcPr>
-          <w:p>
-            <w:pPr>
-              <w:spacing w:after="0" w:line="276" w:lineRule="auto"/>
-              <w:jc w:val="both"/>
-              <w:rPr>
-                <w:b/>
-                <w:bCs/>
-                <w:lang w:val="es-BO"/>
-              </w:rPr>
-            </w:pPr>
-            <w:r>
-              <w:rPr>
-                <w:b/>
-                <w:bCs/>
-                <w:lang w:val="es-BO"/>
-              </w:rPr>
-              <w:t> </w:t>
+            <w:tcW w:w="5167" w:type="dxa"/>
+            <w:vAlign w:val="center"/>
+          </w:tcPr>
+          <w:p>
+            <w:pPr>
+              <w:spacing w:after="0" w:line="276" w:lineRule="auto"/>
+              <w:jc w:val="both"/>
+              <w:rPr>
+                <w:b/>
+                <w:bCs/>
+                <w:u w:val="single"/>
+                <w:lang w:val="es-BO"/>
+              </w:rPr>
+            </w:pPr>
+            <w:r>
+              <w:rPr>
+                <w:b/>
+                <w:bCs/>
+                <w:lang w:val="es-BO"/>
+              </w:rPr>
+              <w:t xml:space="preserve">RCI: </w:t>
+            </w:r>
+            <w:r>
+              <w:rPr>
+                <w:highlight w:val="green"/>
+                <w:lang w:val="es-ES"/>
+              </w:rPr>
+              <w:t xml:space="preserve">Bs. </w:t>
+            </w:r>
+            <w:r>
+              <w:rPr>
+                <w:highlight w:val="green"/>
+                <w:lang w:val="es-BO"/>
+              </w:rPr>
+              <w:t>1.779,87/</w:t>
+            </w:r>
+            <w:r>
+              <w:rPr>
+                <w:highlight w:val="green"/>
+                <w:lang w:val="es-ES"/>
+              </w:rPr>
+              <w:t xml:space="preserve">Bs. </w:t>
+            </w:r>
+            <w:r>
+              <w:rPr>
+                <w:highlight w:val="green"/>
+                <w:lang w:val="es-BO"/>
+              </w:rPr>
+              <w:t>8.120,87</w:t>
+            </w:r>
+          </w:p>
+        </w:tc>
+        <w:tc>
+          <w:tcPr>
+            <w:tcW w:w="2218" w:type="dxa"/>
+            <w:vAlign w:val="center"/>
+          </w:tcPr>
+          <w:p>
+            <w:pPr>
+              <w:spacing w:after="0" w:line="276" w:lineRule="auto"/>
+              <w:jc w:val="both"/>
+              <w:rPr>
+                <w:lang w:val="es-BO"/>
+              </w:rPr>
+            </w:pPr>
+            <w:r>
+              <w:rPr>
+                <w:lang w:val="es-BO"/>
+              </w:rPr>
+              <w:t>La relación cuota/ingresos es:</w:t>
+            </w:r>
+          </w:p>
+        </w:tc>
+        <w:tc>
+          <w:tcPr>
+            <w:tcW w:w="3631" w:type="dxa"/>
+            <w:vAlign w:val="center"/>
+          </w:tcPr>
+          <w:p>
+            <w:pPr>
+              <w:spacing w:after="0" w:line="276" w:lineRule="auto"/>
+              <w:jc w:val="right"/>
+              <w:rPr>
+                <w:b/>
+                <w:bCs/>
+              </w:rPr>
+            </w:pPr>
+            <w:r>
+              <w:rPr>
+                <w:b/>
+                <w:bCs/>
+                <w:highlight w:val="green"/>
+              </w:rPr>
+              <w:t>21.92</w:t>
+            </w:r>
+            <w:r>
+              <w:rPr>
+                <w:b/>
+                <w:bCs/>
+              </w:rPr>
+              <w:t>%</w:t>
             </w:r>
           </w:p>
         </w:tc>
@@ -1351,106 +1403,23 @@
         </w:trPr>
         <w:tc>
           <w:tcPr>
-            <w:tcW w:w="6080" w:type="dxa"/>
-            <w:vAlign w:val="center"/>
-          </w:tcPr>
-          <w:p>
-            <w:pPr>
-              <w:spacing w:after="0" w:line="276" w:lineRule="auto"/>
-              <w:jc w:val="both"/>
-              <w:rPr>
-                <w:b/>
-                <w:bCs/>
-                <w:lang w:val="es-BO"/>
-              </w:rPr>
-            </w:pPr>
-            <w:r>
-              <w:rPr>
-                <w:b/>
-                <w:bCs/>
-                <w:lang w:val="es-BO"/>
-              </w:rPr>
-              <w:t xml:space="preserve">RCI: </w:t>
-            </w:r>
-            <w:r>
-              <w:rPr>
-                <w:highlight w:val="green"/>
-                <w:lang w:val="es-ES"/>
-              </w:rPr>
-              <w:t xml:space="preserve">Bs. </w:t>
-            </w:r>
-            <w:r>
-              <w:rPr>
-                <w:highlight w:val="green"/>
-                <w:lang w:val="es-BO"/>
-              </w:rPr>
-              <w:t>2.342,00/</w:t>
-            </w:r>
-            <w:r>
-              <w:rPr>
-                <w:highlight w:val="green"/>
-                <w:lang w:val="es-ES"/>
-              </w:rPr>
-              <w:t xml:space="preserve">Bs. </w:t>
-            </w:r>
-            <w:r>
-              <w:rPr>
-                <w:highlight w:val="green"/>
-                <w:lang w:val="es-BO"/>
-              </w:rPr>
-              <w:t>8.600,00</w:t>
-            </w:r>
-          </w:p>
-        </w:tc>
-        <w:tc>
-          <w:tcPr>
-            <w:tcW w:w="2587" w:type="dxa"/>
-            <w:vAlign w:val="center"/>
-          </w:tcPr>
-          <w:p>
-            <w:pPr>
-              <w:spacing w:after="0" w:line="276" w:lineRule="auto"/>
-              <w:jc w:val="both"/>
-              <w:rPr>
-                <w:lang w:val="es-BO"/>
-              </w:rPr>
-            </w:pPr>
-            <w:r>
-              <w:rPr>
-                <w:lang w:val="es-BO"/>
-              </w:rPr>
-              <w:t>La relación cuota/ingresos es:</w:t>
-            </w:r>
-          </w:p>
-        </w:tc>
-        <w:tc>
-          <w:tcPr>
-            <w:tcW w:w="2349" w:type="dxa"/>
-            <w:vAlign w:val="center"/>
-          </w:tcPr>
-          <w:p>
-            <w:pPr>
-              <w:spacing w:after="0" w:line="276" w:lineRule="auto"/>
-              <w:jc w:val="right"/>
-              <w:rPr>
-                <w:b/>
-                <w:bCs/>
-              </w:rPr>
-            </w:pPr>
-            <w:r>
-              <w:rPr>
-                <w:b/>
-                <w:bCs/>
-                <w:highlight w:val="green"/>
-              </w:rPr>
-              <w:t>27.23</w:t>
-            </w:r>
-            <w:r>
-              <w:rPr>
-                <w:b/>
-                <w:bCs/>
-              </w:rPr>
-              <w:t>%</w:t>
+            <w:tcW w:w="11016" w:type="dxa"/>
+            <w:gridSpan w:val="3"/>
+            <w:vAlign w:val="center"/>
+          </w:tcPr>
+          <w:p>
+            <w:pPr>
+              <w:spacing w:after="0" w:line="276" w:lineRule="auto"/>
+              <w:jc w:val="both"/>
+              <w:rPr>
+                <w:b/>
+              </w:rPr>
+            </w:pPr>
+            <w:r>
+              <w:rPr>
+                <w:b/>
+              </w:rPr>
+              <w:t> </w:t>
             </w:r>
           </w:p>
         </w:tc>
@@ -1488,13 +1457,43 @@
               <w:jc w:val="both"/>
               <w:rPr>
                 <w:b/>
-              </w:rPr>
-            </w:pPr>
-            <w:r>
-              <w:rPr>
-                <w:b/>
-              </w:rPr>
-              <w:t> </w:t>
+                <w:bCs/>
+                <w:lang w:val="es-BO"/>
+              </w:rPr>
+            </w:pPr>
+            <w:r>
+              <w:rPr>
+                <w:b/>
+                <w:bCs/>
+                <w:lang w:val="es-BO"/>
+              </w:rPr>
+              <w:t>CE:</w:t>
+            </w:r>
+            <w:r>
+              <w:rPr>
+                <w:b/>
+                <w:lang w:val="es-BO"/>
+              </w:rPr>
+              <w:t xml:space="preserve"> </w:t>
+            </w:r>
+            <w:r>
+              <w:rPr>
+                <w:lang w:val="es-BO"/>
+              </w:rPr>
+              <w:t xml:space="preserve">La Capacidad de endeudamiento de la solicitante al </w:t>
+            </w:r>
+            <w:r>
+              <w:rPr>
+                <w:highlight w:val="green"/>
+                <w:lang w:val="es-BO"/>
+              </w:rPr>
+              <w:t>25%,</w:t>
+            </w:r>
+            <w:r>
+              <w:rPr>
+                <w:lang w:val="es-BO"/>
+              </w:rPr>
+              <w:t xml:space="preserve"> es suficiente para asumir las obligaciones</w:t>
             </w:r>
           </w:p>
         </w:tc>
@@ -1524,51 +1523,62 @@
           <w:tcPr>
             <w:tcW w:w="11016" w:type="dxa"/>
             <w:gridSpan w:val="3"/>
-            <w:vAlign w:val="center"/>
-          </w:tcPr>
-          <w:p>
-            <w:pPr>
-              <w:spacing w:after="0" w:line="276" w:lineRule="auto"/>
-              <w:jc w:val="both"/>
-              <w:rPr>
-                <w:b/>
-                <w:bCs/>
-                <w:lang w:val="es-BO"/>
-              </w:rPr>
-            </w:pPr>
-            <w:r>
-              <w:rPr>
-                <w:b/>
-                <w:bCs/>
-                <w:lang w:val="es-BO"/>
-              </w:rPr>
-              <w:t>CE:</w:t>
-            </w:r>
-            <w:r>
-              <w:rPr>
-                <w:b/>
-                <w:lang w:val="es-BO"/>
-              </w:rPr>
-              <w:t xml:space="preserve"> </w:t>
-            </w:r>
-            <w:r>
-              <w:rPr>
-                <w:lang w:val="es-BO"/>
-              </w:rPr>
-              <w:t xml:space="preserve">La Capacidad de endeudamiento de la solicitante al </w:t>
+            <w:tcBorders>
+              <w:bottom w:val="single" w:color="auto" w:sz="4" w:space="0"/>
+            </w:tcBorders>
+            <w:vAlign w:val="center"/>
+          </w:tcPr>
+          <w:p>
+            <w:pPr>
+              <w:spacing w:after="0" w:line="276" w:lineRule="auto"/>
+              <w:jc w:val="both"/>
+              <w:rPr>
+                <w:b/>
+                <w:bCs/>
+                <w:lang w:val="es-BO"/>
+              </w:rPr>
+            </w:pPr>
+            <w:r>
+              <w:rPr>
+                <w:b/>
+                <w:bCs/>
+                <w:lang w:val="es-BO"/>
+              </w:rPr>
+              <w:t xml:space="preserve">Patrimonio/Monto del crédito= </w:t>
             </w:r>
             <w:r>
               <w:rPr>
                 <w:highlight w:val="green"/>
-                <w:lang w:val="es-BO"/>
-              </w:rPr>
-              <w:t>40%,</w:t>
-            </w:r>
-            <w:r>
-              <w:rPr>
-                <w:lang w:val="es-BO"/>
-              </w:rPr>
-              <w:t xml:space="preserve"> es suficiente para asumir las obligaciones</w:t>
+                <w:lang w:val="es-ES"/>
+              </w:rPr>
+              <w:t xml:space="preserve">Bs. </w:t>
+            </w:r>
+            <w:r>
+              <w:rPr>
+                <w:highlight w:val="green"/>
+                <w:lang w:val="es-BO"/>
+              </w:rPr>
+              <w:t>142.505,41/</w:t>
+            </w:r>
+            <w:r>
+              <w:rPr>
+                <w:highlight w:val="green"/>
+                <w:lang w:val="es-ES"/>
+              </w:rPr>
+              <w:t xml:space="preserve">Bs. </w:t>
+            </w:r>
+            <w:r>
+              <w:rPr>
+                <w:highlight w:val="green"/>
+                <w:lang w:val="es-BO"/>
+              </w:rPr>
+              <w:t>60.000,00= 2.38</w:t>
+            </w:r>
+            <w:r>
+              <w:rPr>
+                <w:lang w:val="es-BO"/>
+              </w:rPr>
+              <w:t xml:space="preserve"> Cumple la relación patrimonial de 2/1, según políticas de crédito</w:t>
             </w:r>
           </w:p>
         </w:tc>
@@ -1596,34 +1606,88 @@
         </w:trPr>
         <w:tc>
           <w:tcPr>
-            <w:tcW w:w="11016" w:type="dxa"/>
-            <w:gridSpan w:val="3"/>
-            <w:vAlign w:val="center"/>
-          </w:tcPr>
-          <w:p>
-            <w:pPr>
-              <w:spacing w:after="0" w:line="276" w:lineRule="auto"/>
-              <w:jc w:val="both"/>
-              <w:rPr>
-                <w:b/>
-                <w:bCs/>
-                <w:lang w:val="es-BO"/>
-              </w:rPr>
-            </w:pPr>
-            <w:r>
-              <w:rPr>
-                <w:b/>
-                <w:bCs/>
-                <w:lang w:val="es-BO"/>
-              </w:rPr>
-              <w:t xml:space="preserve">REFINANCIAMIENTO: </w:t>
-            </w:r>
-            <w:r>
-              <w:rPr>
-                <w:bCs/>
-                <w:lang w:val="es-BO"/>
-              </w:rPr>
-              <w:t>Ninguno</w:t>
+            <w:tcW w:w="5167" w:type="dxa"/>
+            <w:tcBorders>
+              <w:top w:val="single" w:color="auto" w:sz="4" w:space="0"/>
+              <w:left w:val="single" w:color="auto" w:sz="4" w:space="0"/>
+              <w:bottom w:val="single" w:color="auto" w:sz="4" w:space="0"/>
+              <w:right w:val="nil"/>
+            </w:tcBorders>
+            <w:vAlign w:val="center"/>
+          </w:tcPr>
+          <w:p>
+            <w:pPr>
+              <w:spacing w:after="0" w:line="276" w:lineRule="auto"/>
+              <w:jc w:val="both"/>
+              <w:rPr>
+                <w:b/>
+                <w:bCs/>
+              </w:rPr>
+            </w:pPr>
+            <w:r>
+              <w:rPr>
+                <w:b/>
+                <w:bCs/>
+              </w:rPr>
+              <w:t>VINCULACIONES: Ninguna</w:t>
+            </w:r>
+          </w:p>
+        </w:tc>
+        <w:tc>
+          <w:tcPr>
+            <w:tcW w:w="2218" w:type="dxa"/>
+            <w:tcBorders>
+              <w:top w:val="single" w:color="auto" w:sz="4" w:space="0"/>
+              <w:left w:val="nil"/>
+              <w:bottom w:val="single" w:color="auto" w:sz="4" w:space="0"/>
+              <w:right w:val="nil"/>
+            </w:tcBorders>
+            <w:vAlign w:val="center"/>
+          </w:tcPr>
+          <w:p>
+            <w:pPr>
+              <w:spacing w:after="0" w:line="276" w:lineRule="auto"/>
+              <w:jc w:val="both"/>
+              <w:rPr>
+                <w:b/>
+                <w:bCs/>
+              </w:rPr>
+            </w:pPr>
+            <w:r>
+              <w:rPr>
+                <w:b/>
+                <w:bCs/>
+              </w:rPr>
+              <w:t> </w:t>
+            </w:r>
+          </w:p>
+        </w:tc>
+        <w:tc>
+          <w:tcPr>
+            <w:tcW w:w="3631" w:type="dxa"/>
+            <w:tcBorders>
+              <w:top w:val="single" w:color="auto" w:sz="4" w:space="0"/>
+              <w:left w:val="nil"/>
+              <w:bottom w:val="single" w:color="auto" w:sz="4" w:space="0"/>
+              <w:right w:val="single" w:color="auto" w:sz="4" w:space="0"/>
+            </w:tcBorders>
+            <w:vAlign w:val="center"/>
+          </w:tcPr>
+          <w:p>
+            <w:pPr>
+              <w:spacing w:after="0" w:line="276" w:lineRule="auto"/>
+              <w:jc w:val="both"/>
+              <w:rPr>
+                <w:b/>
+                <w:bCs/>
+              </w:rPr>
+            </w:pPr>
+            <w:r>
+              <w:rPr>
+                <w:b/>
+                <w:bCs/>
+              </w:rPr>
+              <w:t> </w:t>
             </w:r>
           </w:p>
         </w:tc>
@@ -1651,7 +1715,7 @@
         </w:trPr>
         <w:tc>
           <w:tcPr>
-            <w:tcW w:w="6080" w:type="dxa"/>
+            <w:tcW w:w="5167" w:type="dxa"/>
             <w:tcBorders>
               <w:top w:val="single" w:color="auto" w:sz="4" w:space="0"/>
               <w:left w:val="single" w:color="auto" w:sz="4" w:space="0"/>
@@ -1674,13 +1738,13 @@
                 <w:b/>
                 <w:bCs/>
               </w:rPr>
-              <w:t>VINCULACIONES: Ninguna</w:t>
-            </w:r>
-          </w:p>
-        </w:tc>
-        <w:tc>
-          <w:tcPr>
-            <w:tcW w:w="2587" w:type="dxa"/>
+              <w:t>III. RIESGO OPERATIVO</w:t>
+            </w:r>
+          </w:p>
+        </w:tc>
+        <w:tc>
+          <w:tcPr>
+            <w:tcW w:w="2218" w:type="dxa"/>
             <w:tcBorders>
               <w:top w:val="single" w:color="auto" w:sz="4" w:space="0"/>
               <w:left w:val="nil"/>
@@ -1709,7 +1773,7 @@
         </w:tc>
         <w:tc>
           <w:tcPr>
-            <w:tcW w:w="2349" w:type="dxa"/>
+            <w:tcW w:w="3631" w:type="dxa"/>
             <w:tcBorders>
               <w:top w:val="single" w:color="auto" w:sz="4" w:space="0"/>
               <w:left w:val="nil"/>
@@ -1764,64 +1828,22 @@
             <w:gridSpan w:val="3"/>
             <w:tcBorders>
               <w:top w:val="single" w:color="auto" w:sz="4" w:space="0"/>
-              <w:left w:val="single" w:color="auto" w:sz="4" w:space="0"/>
-              <w:bottom w:val="single" w:color="auto" w:sz="4" w:space="0"/>
-              <w:right w:val="single" w:color="auto" w:sz="4" w:space="0"/>
-            </w:tcBorders>
-            <w:vAlign w:val="center"/>
-          </w:tcPr>
-          <w:p>
-            <w:pPr>
-              <w:spacing w:after="0" w:line="276" w:lineRule="auto"/>
-              <w:jc w:val="both"/>
-              <w:rPr>
-                <w:b/>
-                <w:bCs/>
-                <w:lang w:val="es-BO"/>
-              </w:rPr>
-            </w:pPr>
-            <w:r>
-              <w:rPr>
-                <w:b/>
-                <w:bCs/>
-                <w:lang w:val="es-BO"/>
-              </w:rPr>
-              <w:t xml:space="preserve">Patrimonio/Monto del credito=Socio= </w:t>
-            </w:r>
-            <w:r>
-              <w:rPr>
-                <w:highlight w:val="green"/>
-                <w:lang w:val="es-ES"/>
-              </w:rPr>
-              <w:t xml:space="preserve">Bs. </w:t>
-            </w:r>
-            <w:r>
-              <w:rPr>
-                <w:highlight w:val="green"/>
-                <w:lang w:val="es-BO"/>
-              </w:rPr>
-              <w:t>140.000,00/</w:t>
-            </w:r>
-            <w:r>
-              <w:rPr>
-                <w:highlight w:val="green"/>
-                <w:lang w:val="es-ES"/>
-              </w:rPr>
-              <w:t xml:space="preserve">Bs. </w:t>
-            </w:r>
-            <w:r>
-              <w:rPr>
-                <w:highlight w:val="green"/>
-                <w:lang w:val="es-BO"/>
-              </w:rPr>
-              <w:t>100.000,00= 1.4</w:t>
-            </w:r>
-            <w:r>
-              <w:rPr>
-                <w:bCs/>
-                <w:lang w:val="es-BO"/>
-              </w:rPr>
-              <w:t>, Cumple la relación patrimonial de 2-1, según políticas de crédito.</w:t>
+            </w:tcBorders>
+            <w:vAlign w:val="center"/>
+          </w:tcPr>
+          <w:p>
+            <w:pPr>
+              <w:spacing w:after="0" w:line="276" w:lineRule="auto"/>
+              <w:jc w:val="both"/>
+              <w:rPr>
+                <w:lang w:val="es-BO"/>
+              </w:rPr>
+            </w:pPr>
+            <w:r>
+              <w:rPr>
+                <w:lang w:val="es-BO"/>
+              </w:rPr>
+              <w:t>Se ha verificado la presente operación, la misma que se ha gestionado acorde a los requisitos y características del tipo de crédito</w:t>
             </w:r>
           </w:p>
         </w:tc>
@@ -1849,88 +1871,55 @@
         </w:trPr>
         <w:tc>
           <w:tcPr>
-            <w:tcW w:w="6080" w:type="dxa"/>
-            <w:tcBorders>
-              <w:top w:val="single" w:color="auto" w:sz="4" w:space="0"/>
-              <w:left w:val="single" w:color="auto" w:sz="4" w:space="0"/>
-              <w:bottom w:val="single" w:color="auto" w:sz="4" w:space="0"/>
-              <w:right w:val="nil"/>
-            </w:tcBorders>
-            <w:vAlign w:val="center"/>
-          </w:tcPr>
-          <w:p>
-            <w:pPr>
-              <w:spacing w:after="0" w:line="276" w:lineRule="auto"/>
-              <w:jc w:val="both"/>
-              <w:rPr>
-                <w:b/>
-                <w:bCs/>
-              </w:rPr>
-            </w:pPr>
-            <w:r>
-              <w:rPr>
-                <w:b/>
-                <w:bCs/>
-              </w:rPr>
-              <w:t>III. RIESGO OPERATIVO</w:t>
-            </w:r>
-          </w:p>
-        </w:tc>
-        <w:tc>
-          <w:tcPr>
-            <w:tcW w:w="2587" w:type="dxa"/>
-            <w:tcBorders>
-              <w:top w:val="single" w:color="auto" w:sz="4" w:space="0"/>
-              <w:left w:val="nil"/>
-              <w:bottom w:val="single" w:color="auto" w:sz="4" w:space="0"/>
-              <w:right w:val="nil"/>
-            </w:tcBorders>
-            <w:vAlign w:val="center"/>
-          </w:tcPr>
-          <w:p>
-            <w:pPr>
-              <w:spacing w:after="0" w:line="276" w:lineRule="auto"/>
-              <w:jc w:val="both"/>
-              <w:rPr>
-                <w:b/>
-                <w:bCs/>
-              </w:rPr>
-            </w:pPr>
-            <w:r>
-              <w:rPr>
-                <w:b/>
-                <w:bCs/>
-              </w:rPr>
-              <w:t> </w:t>
-            </w:r>
-          </w:p>
-        </w:tc>
-        <w:tc>
-          <w:tcPr>
-            <w:tcW w:w="2349" w:type="dxa"/>
-            <w:tcBorders>
-              <w:top w:val="single" w:color="auto" w:sz="4" w:space="0"/>
-              <w:left w:val="nil"/>
-              <w:bottom w:val="single" w:color="auto" w:sz="4" w:space="0"/>
-              <w:right w:val="single" w:color="auto" w:sz="4" w:space="0"/>
-            </w:tcBorders>
-            <w:vAlign w:val="center"/>
-          </w:tcPr>
-          <w:p>
-            <w:pPr>
-              <w:spacing w:after="0" w:line="276" w:lineRule="auto"/>
-              <w:jc w:val="both"/>
-              <w:rPr>
-                <w:b/>
-                <w:bCs/>
-              </w:rPr>
-            </w:pPr>
-            <w:r>
-              <w:rPr>
-                <w:b/>
-                <w:bCs/>
-              </w:rPr>
-              <w:t> </w:t>
+            <w:tcW w:w="11016" w:type="dxa"/>
+            <w:gridSpan w:val="3"/>
+            <w:vAlign w:val="center"/>
+          </w:tcPr>
+          <w:p>
+            <w:pPr>
+              <w:spacing w:after="0" w:line="276" w:lineRule="auto"/>
+              <w:jc w:val="both"/>
+              <w:rPr>
+                <w:b/>
+                <w:bCs/>
+                <w:lang w:val="es-BO"/>
+              </w:rPr>
+            </w:pPr>
+            <w:r>
+              <w:rPr>
+                <w:b/>
+                <w:bCs/>
+                <w:lang w:val="es-BO"/>
+              </w:rPr>
+              <w:t>Buró de Información Crediticia Solicitante:</w:t>
+            </w:r>
+            <w:r>
+              <w:rPr>
+                <w:b/>
+                <w:lang w:val="es-BO"/>
+              </w:rPr>
+              <w:t xml:space="preserve"> </w:t>
+            </w:r>
+            <w:r>
+              <w:rPr>
+                <w:b/>
+                <w:bCs/>
+                <w:lang w:val="es-BO"/>
+              </w:rPr>
+              <w:t>22/12/2020,</w:t>
+            </w:r>
+            <w:r>
+              <w:rPr>
+                <w:b/>
+                <w:lang w:val="es-BO"/>
+              </w:rPr>
+              <w:t xml:space="preserve"> corresponde</w:t>
+            </w:r>
+            <w:r>
+              <w:rPr>
+                <w:lang w:val="es-BO"/>
+              </w:rPr>
+              <w:t xml:space="preserve"> a información al mes de noviembre/2018, el solicitante, no reporta créditos en el sistema financiero.</w:t>
             </w:r>
           </w:p>
         </w:tc>
@@ -1960,24 +1949,31 @@
           <w:tcPr>
             <w:tcW w:w="11016" w:type="dxa"/>
             <w:gridSpan w:val="3"/>
-            <w:tcBorders>
-              <w:top w:val="single" w:color="auto" w:sz="4" w:space="0"/>
-            </w:tcBorders>
-            <w:vAlign w:val="center"/>
-          </w:tcPr>
-          <w:p>
-            <w:pPr>
-              <w:spacing w:after="0" w:line="276" w:lineRule="auto"/>
-              <w:jc w:val="both"/>
-              <w:rPr>
-                <w:lang w:val="es-BO"/>
-              </w:rPr>
-            </w:pPr>
-            <w:r>
-              <w:rPr>
-                <w:lang w:val="es-BO"/>
-              </w:rPr>
-              <w:t>Se ha verificado la presente operación, la misma que se ha gestionado acorde a los requisitos y características del tipo de crédito</w:t>
+            <w:vAlign w:val="center"/>
+          </w:tcPr>
+          <w:p>
+            <w:pPr>
+              <w:spacing w:after="0" w:line="276" w:lineRule="auto"/>
+              <w:jc w:val="both"/>
+              <w:rPr>
+                <w:b/>
+                <w:bCs/>
+                <w:lang w:val="es-BO"/>
+              </w:rPr>
+            </w:pPr>
+            <w:r>
+              <w:rPr>
+                <w:b/>
+                <w:bCs/>
+                <w:lang w:val="es-BO"/>
+              </w:rPr>
+              <w:t xml:space="preserve">Buró de Información Crediticia Garantes:  </w:t>
+            </w:r>
+            <w:r>
+              <w:rPr>
+                <w:lang w:val="es-BO"/>
+              </w:rPr>
+              <w:t>No aplica</w:t>
             </w:r>
           </w:p>
         </w:tc>
@@ -2025,7 +2021,7 @@
                 <w:bCs/>
                 <w:lang w:val="es-BO"/>
               </w:rPr>
-              <w:t>Buró de Información Crediticia Solicitante:</w:t>
+              <w:t>Certificacion de SEGIP: 26/12/2020,</w:t>
             </w:r>
             <w:r>
               <w:rPr>
@@ -2036,24 +2032,9 @@
             </w:r>
             <w:r>
               <w:rPr>
-                <w:b/>
-                <w:bCs/>
-                <w:lang w:val="es-BO"/>
-              </w:rPr>
-              <w:t>22/12/2018,</w:t>
-            </w:r>
-            <w:r>
-              <w:rPr>
-                <w:b/>
-                <w:lang w:val="es-BO"/>
-              </w:rPr>
-              <w:t xml:space="preserve"> corresponde</w:t>
-            </w:r>
-            <w:r>
-              <w:rPr>
-                <w:lang w:val="es-BO"/>
-              </w:rPr>
-              <w:t xml:space="preserve"> a información al mes de noviembre/2018, el solicitante, no reporta créditos en el sistema financiero.</w:t>
+                <w:lang w:val="es-BO"/>
+              </w:rPr>
+              <w:t>los datos principales, registrados guardan relación con los documentos de identidad del solicitante.</w:t>
             </w:r>
           </w:p>
         </w:tc>
@@ -2101,14 +2082,13 @@
                 <w:bCs/>
                 <w:lang w:val="es-BO"/>
               </w:rPr>
-              <w:t xml:space="preserve">Buró de Información Crediticia Garantes: Garante 1. 11/12/2018, actualizado al 24/12/2018, </w:t>
-            </w:r>
-            <w:r>
-              <w:rPr>
-                <w:bCs/>
-                <w:lang w:val="es-BO"/>
-              </w:rPr>
-              <w:t>corresponde información a Noviembre/2018, no registra deudas en el sistema financiero Garante 2. Tiene deuda directa en banco Unión S.A.</w:t>
+              <w:t xml:space="preserve">Certificado de Seguro de Desgravamen: 19/12/2020, Certificados N°540, </w:t>
+            </w:r>
+            <w:r>
+              <w:rPr>
+                <w:lang w:val="es-BO"/>
+              </w:rPr>
+              <w:t>Cobertura para riesgo NORMAL, para el solicitante.</w:t>
             </w:r>
           </w:p>
         </w:tc>
@@ -2156,20 +2136,7 @@
                 <w:bCs/>
                 <w:lang w:val="es-BO"/>
               </w:rPr>
-              <w:t>Certificacion de SEGIP: 26/12/2018,</w:t>
-            </w:r>
-            <w:r>
-              <w:rPr>
-                <w:b/>
-                <w:lang w:val="es-BO"/>
-              </w:rPr>
-              <w:t xml:space="preserve"> </w:t>
-            </w:r>
-            <w:r>
-              <w:rPr>
-                <w:lang w:val="es-BO"/>
-              </w:rPr>
-              <w:t>los datos principales, registrados guardan relación con los documentos de identidad del solicitante.</w:t>
+              <w:t>Características de la garantía/Garante (s)</w:t>
             </w:r>
           </w:p>
         </w:tc>
@@ -2206,24 +2173,14 @@
               <w:spacing w:after="0" w:line="276" w:lineRule="auto"/>
               <w:jc w:val="both"/>
               <w:rPr>
-                <w:b/>
-                <w:bCs/>
-                <w:lang w:val="es-BO"/>
-              </w:rPr>
-            </w:pPr>
-            <w:r>
-              <w:rPr>
-                <w:b/>
-                <w:bCs/>
-                <w:lang w:val="es-BO"/>
-              </w:rPr>
-              <w:t xml:space="preserve">Certificado de Seguro de Desgravamen: 19/12/2018, Certificados N°540, </w:t>
-            </w:r>
-            <w:r>
-              <w:rPr>
-                <w:lang w:val="es-BO"/>
-              </w:rPr>
-              <w:t>Cobertura para riesgo NORMAL, para el solicitante.</w:t>
+                <w:lang w:val="es-BO"/>
+              </w:rPr>
+            </w:pPr>
+            <w:r>
+              <w:rPr>
+                <w:lang w:val="es-BO"/>
+              </w:rPr>
+              <w:t>El crédito será otorgado a Sola firma, y garantiza la recuperación del crédito con sus haberes, para lo cual presenta carta del Sindicato Mixto de Trabajadores Municipales en Construcción de Potosí del G.A.M.P., autorizando descuento de haberes en forma mensual.</w:t>
             </w:r>
           </w:p>
         </w:tc>
@@ -2271,98 +2228,6 @@
                 <w:bCs/>
                 <w:lang w:val="es-BO"/>
               </w:rPr>
-              <w:t>Características de la garantía/Garante (s)</w:t>
-            </w:r>
-          </w:p>
-        </w:tc>
-      </w:tr>
-      <w:tr>
-        <w:tblPrEx>
-          <w:tblBorders>
-            <w:top w:val="single" w:color="auto" w:sz="4" w:space="0"/>
-            <w:left w:val="single" w:color="auto" w:sz="4" w:space="0"/>
-            <w:bottom w:val="single" w:color="auto" w:sz="4" w:space="0"/>
-            <w:right w:val="single" w:color="auto" w:sz="4" w:space="0"/>
-            <w:insideH w:val="single" w:color="auto" w:sz="4" w:space="0"/>
-            <w:insideV w:val="single" w:color="auto" w:sz="4" w:space="0"/>
-          </w:tblBorders>
-          <w:tblLayout w:type="fixed"/>
-          <w:tblCellMar>
-            <w:top w:w="0" w:type="dxa"/>
-            <w:left w:w="108" w:type="dxa"/>
-            <w:bottom w:w="0" w:type="dxa"/>
-            <w:right w:w="108" w:type="dxa"/>
-          </w:tblCellMar>
-        </w:tblPrEx>
-        <w:trPr>
-          <w:trHeight w:val="20" w:hRule="atLeast"/>
-        </w:trPr>
-        <w:tc>
-          <w:tcPr>
-            <w:tcW w:w="11016" w:type="dxa"/>
-            <w:gridSpan w:val="3"/>
-            <w:vAlign w:val="center"/>
-          </w:tcPr>
-          <w:p>
-            <w:pPr>
-              <w:spacing w:after="0" w:line="276" w:lineRule="auto"/>
-              <w:jc w:val="both"/>
-              <w:rPr>
-                <w:lang w:val="es-BO"/>
-              </w:rPr>
-            </w:pPr>
-            <w:r>
-              <w:rPr>
-                <w:lang w:val="es-BO"/>
-              </w:rPr>
-              <w:t>GARANTE 1 Claudia Mamani Flores,  profesora de aula en la Unidad Educativa Antonio Jose de Sucre - Sajara, Localidad de Tinguipaya, con 25 años de antiguedad laboral. GARANTE 2 Luz Paricia Barrios Floresprofesora en la Unidad Educativa 1ro de mayo zona San Ildefonso, 20 años de antiguedad laboral.</w:t>
-            </w:r>
-          </w:p>
-        </w:tc>
-      </w:tr>
-      <w:tr>
-        <w:tblPrEx>
-          <w:tblBorders>
-            <w:top w:val="single" w:color="auto" w:sz="4" w:space="0"/>
-            <w:left w:val="single" w:color="auto" w:sz="4" w:space="0"/>
-            <w:bottom w:val="single" w:color="auto" w:sz="4" w:space="0"/>
-            <w:right w:val="single" w:color="auto" w:sz="4" w:space="0"/>
-            <w:insideH w:val="single" w:color="auto" w:sz="4" w:space="0"/>
-            <w:insideV w:val="single" w:color="auto" w:sz="4" w:space="0"/>
-          </w:tblBorders>
-          <w:tblLayout w:type="fixed"/>
-          <w:tblCellMar>
-            <w:top w:w="0" w:type="dxa"/>
-            <w:left w:w="108" w:type="dxa"/>
-            <w:bottom w:w="0" w:type="dxa"/>
-            <w:right w:w="108" w:type="dxa"/>
-          </w:tblCellMar>
-        </w:tblPrEx>
-        <w:trPr>
-          <w:trHeight w:val="20" w:hRule="atLeast"/>
-        </w:trPr>
-        <w:tc>
-          <w:tcPr>
-            <w:tcW w:w="11016" w:type="dxa"/>
-            <w:gridSpan w:val="3"/>
-            <w:vAlign w:val="center"/>
-          </w:tcPr>
-          <w:p>
-            <w:pPr>
-              <w:spacing w:after="0" w:line="276" w:lineRule="auto"/>
-              <w:jc w:val="both"/>
-              <w:rPr>
-                <w:b/>
-                <w:bCs/>
-                <w:lang w:val="es-BO"/>
-              </w:rPr>
-            </w:pPr>
-            <w:r>
-              <w:rPr>
-                <w:b/>
-                <w:bCs/>
-                <w:lang w:val="es-BO"/>
-              </w:rPr>
               <w:t xml:space="preserve">COMENTARIO: </w:t>
             </w:r>
             <w:r>
@@ -2375,6 +2240,46 @@
         </w:tc>
       </w:tr>
     </w:tbl>
+    <w:p>
+      <w:pPr>
+        <w:spacing w:after="0" w:line="240" w:lineRule="auto"/>
+        <w:jc w:val="both"/>
+        <w:rPr>
+          <w:b/>
+          <w:lang w:val="es-BO"/>
+        </w:rPr>
+      </w:pPr>
+    </w:p>
+    <w:p>
+      <w:pPr>
+        <w:spacing w:after="0" w:line="240" w:lineRule="auto"/>
+        <w:jc w:val="both"/>
+        <w:rPr>
+          <w:b/>
+          <w:lang w:val="es-BO"/>
+        </w:rPr>
+      </w:pPr>
+    </w:p>
+    <w:p>
+      <w:pPr>
+        <w:spacing w:after="0" w:line="240" w:lineRule="auto"/>
+        <w:jc w:val="both"/>
+        <w:rPr>
+          <w:b/>
+          <w:lang w:val="es-BO"/>
+        </w:rPr>
+      </w:pPr>
+    </w:p>
+    <w:p>
+      <w:pPr>
+        <w:spacing w:after="0" w:line="240" w:lineRule="auto"/>
+        <w:jc w:val="both"/>
+        <w:rPr>
+          <w:b/>
+          <w:lang w:val="es-BO"/>
+        </w:rPr>
+      </w:pPr>
+    </w:p>
     <w:p>
       <w:pPr>
         <w:spacing w:after="0" w:line="240" w:lineRule="auto"/>
@@ -3185,7 +3090,7 @@
                 <w:color w:val="000000"/>
                 <w:lang w:val="es-BO" w:eastAsia="es-BO"/>
               </w:rPr>
-              <w:t xml:space="preserve"> 26/12/2018</w:t>
+              <w:t xml:space="preserve"> 26/12/2020</w:t>
             </w:r>
             <w:r>
               <w:rPr>
@@ -3553,13 +3458,15 @@
               <w:spacing w:after="0" w:line="276" w:lineRule="auto"/>
               <w:rPr>
                 <w:rFonts w:ascii="Arial" w:hAnsi="Arial" w:eastAsia="Times New Roman" w:cs="Arial"/>
-                <w:color w:val="000000"/>
-                <w:lang w:val="es-BO" w:eastAsia="es-BO"/>
-              </w:rPr>
-            </w:pPr>
-            <w:r>
-              <w:rPr>
-                <w:rFonts w:ascii="Arial" w:hAnsi="Arial" w:eastAsia="Times New Roman" w:cs="Arial"/>
+                <w:b/>
+                <w:color w:val="000000"/>
+                <w:lang w:val="es-BO" w:eastAsia="es-BO"/>
+              </w:rPr>
+            </w:pPr>
+            <w:r>
+              <w:rPr>
+                <w:rFonts w:ascii="Arial" w:hAnsi="Arial" w:eastAsia="Times New Roman" w:cs="Arial"/>
+                <w:b/>
                 <w:color w:val="000000"/>
                 <w:lang w:val="es-BO" w:eastAsia="es-BO"/>
               </w:rPr>
@@ -3615,7 +3522,7 @@
               <w:rPr>
                 <w:highlight w:val="green"/>
               </w:rPr>
-              <w:t>RAFAEL LEONARDO NINA OTALORA</w:t>
+              <w:t>MARIO VELA FLORES</w:t>
             </w:r>
           </w:p>
         </w:tc>
@@ -3786,7 +3693,7 @@
     <w:lsdException w:qFormat="1" w:unhideWhenUsed="0" w:uiPriority="10" w:semiHidden="0" w:name="Title"/>
     <w:lsdException w:uiPriority="99" w:name="Closing"/>
     <w:lsdException w:uiPriority="99" w:name="Signature"/>
-    <w:lsdException w:uiPriority="1" w:semiHidden="0" w:name="Default Paragraph Font"/>
+    <w:lsdException w:qFormat="1" w:uiPriority="1" w:semiHidden="0" w:name="Default Paragraph Font"/>
     <w:lsdException w:uiPriority="99" w:name="Body Text"/>
     <w:lsdException w:uiPriority="99" w:name="Body Text Indent"/>
     <w:lsdException w:uiPriority="99" w:name="List Continue"/>
@@ -3868,7 +3775,7 @@
     <w:lsdException w:uiPriority="99" w:name="Table Web 1"/>
     <w:lsdException w:uiPriority="99" w:name="Table Web 2"/>
     <w:lsdException w:uiPriority="99" w:name="Table Web 3"/>
-    <w:lsdException w:qFormat="1" w:uiPriority="99" w:semiHidden="0" w:name="Balloon Text"/>
+    <w:lsdException w:uiPriority="99" w:semiHidden="0" w:name="Balloon Text"/>
     <w:lsdException w:unhideWhenUsed="0" w:uiPriority="39" w:semiHidden="0" w:name="Table Grid"/>
     <w:lsdException w:uiPriority="99" w:name="Table Theme"/>
     <w:lsdException w:unhideWhenUsed="0" w:uiPriority="60" w:semiHidden="0" w:name="Light Shading"/>
@@ -3987,6 +3894,7 @@
   <w:style w:type="character" w:default="1" w:styleId="5">
     <w:name w:val="Default Paragraph Font"/>
     <w:unhideWhenUsed/>
+    <w:qFormat/>
     <w:uiPriority w:val="1"/>
   </w:style>
   <w:style w:type="table" w:default="1" w:styleId="6">
@@ -4008,7 +3916,6 @@
     <w:basedOn w:val="1"/>
     <w:link w:val="10"/>
     <w:unhideWhenUsed/>
-    <w:qFormat/>
     <w:uiPriority w:val="99"/>
     <w:pPr>
       <w:spacing w:after="0" w:line="240" w:lineRule="auto"/>
@@ -4065,6 +3972,12 @@
         <w:insideV w:val="single" w:color="auto" w:sz="4" w:space="0"/>
       </w:tblBorders>
       <w:tblLayout w:type="fixed"/>
+      <w:tblCellMar>
+        <w:top w:w="0" w:type="dxa"/>
+        <w:left w:w="108" w:type="dxa"/>
+        <w:bottom w:w="0" w:type="dxa"/>
+        <w:right w:w="108" w:type="dxa"/>
+      </w:tblCellMar>
     </w:tblPr>
   </w:style>
   <w:style w:type="character" w:customStyle="1" w:styleId="8">

--- a/public/Documento02.docx
+++ b/public/Documento02.docx
@@ -252,7 +252,7 @@
               <w:rPr>
                 <w:highlight w:val="green"/>
               </w:rPr>
-              <w:t>MARIO VELA FLORES</w:t>
+              <w:t>BRENDA VICTORIA RODRIGUEZ GONZALES</w:t>
             </w:r>
           </w:p>
         </w:tc>
@@ -328,7 +328,7 @@
               <w:rPr>
                 <w:highlight w:val="green"/>
               </w:rPr>
-              <w:t>AGUSTINA LOPEZ ROJAS</w:t>
+              <w:t> </w:t>
             </w:r>
           </w:p>
         </w:tc>
@@ -401,7 +401,7 @@
               <w:rPr>
                 <w:highlight w:val="green"/>
               </w:rPr>
-              <w:t>CONSUMO A SOLA FIRMA</w:t>
+              <w:t>CONSUMO CON 1 GARANTE PERSONAL</w:t>
             </w:r>
           </w:p>
         </w:tc>
@@ -576,7 +576,7 @@
                 <w:highlight w:val="green"/>
                 <w:lang w:val="es-BO"/>
               </w:rPr>
-              <w:t>60.000,00</w:t>
+              <w:t>100.000,00</w:t>
             </w:r>
           </w:p>
         </w:tc>
@@ -834,7 +834,7 @@
                 <w:highlight w:val="green"/>
                 <w:lang w:val="es-BO"/>
               </w:rPr>
-              <w:t>24</w:t>
+              <w:t>19</w:t>
             </w:r>
             <w:r>
               <w:t>%</w:t>
@@ -917,7 +917,7 @@
                 <w:bCs/>
                 <w:highlight w:val="green"/>
               </w:rPr>
-              <w:t>2025-01-28 13:00:08</w:t>
+              <w:t>2025-02-13 13:45:22</w:t>
             </w:r>
           </w:p>
         </w:tc>
@@ -999,7 +999,7 @@
                 <w:bCs/>
                 <w:highlight w:val="green"/>
               </w:rPr>
-              <w:t>2025-01-29 09:43:14</w:t>
+              <w:t>2025-02-26 10:51:03</w:t>
             </w:r>
           </w:p>
         </w:tc>
@@ -1309,7 +1309,7 @@
                 <w:highlight w:val="green"/>
                 <w:lang w:val="es-BO"/>
               </w:rPr>
-              <w:t>1.779,87/</w:t>
+              <w:t>2.656,39/</w:t>
             </w:r>
             <w:r>
               <w:rPr>
@@ -1323,7 +1323,7 @@
                 <w:highlight w:val="green"/>
                 <w:lang w:val="es-BO"/>
               </w:rPr>
-              <w:t>8.120,87</w:t>
+              <w:t>44.742,52</w:t>
             </w:r>
           </w:p>
         </w:tc>
@@ -1368,7 +1368,7 @@
                 <w:bCs/>
                 <w:highlight w:val="green"/>
               </w:rPr>
-              <w:t>21.92</w:t>
+              <w:t>5.94</w:t>
             </w:r>
             <w:r>
               <w:rPr>
@@ -1487,7 +1487,7 @@
                 <w:highlight w:val="green"/>
                 <w:lang w:val="es-BO"/>
               </w:rPr>
-              <w:t>25%,</w:t>
+              <w:t>40%,</w:t>
             </w:r>
             <w:r>
               <w:rPr>
@@ -1558,7 +1558,7 @@
                 <w:highlight w:val="green"/>
                 <w:lang w:val="es-BO"/>
               </w:rPr>
-              <w:t>142.505,41/</w:t>
+              <w:t>419.000,00/</w:t>
             </w:r>
             <w:r>
               <w:rPr>
@@ -1572,7 +1572,7 @@
                 <w:highlight w:val="green"/>
                 <w:lang w:val="es-BO"/>
               </w:rPr>
-              <w:t>60.000,00= 2.38</w:t>
+              <w:t>100.000,00= 4.19</w:t>
             </w:r>
             <w:r>
               <w:rPr>
@@ -3522,7 +3522,7 @@
               <w:rPr>
                 <w:highlight w:val="green"/>
               </w:rPr>
-              <w:t>MARIO VELA FLORES</w:t>
+              <w:t>BRENDA VICTORIA RODRIGUEZ GONZALES</w:t>
             </w:r>
           </w:p>
         </w:tc>
